--- a/education/docx/chapter05_consumer_groups.docx
+++ b/education/docx/chapter05_consumer_groups.docx
@@ -15,15 +15,203 @@
             <w:pStyle w:val="TOCHeading"/>
           </w:pPr>
           <w:r>
-            <w:t xml:space="preserve">Table of Contents</w:t>
+            <w:t>Contents</w:t>
           </w:r>
         </w:p>
         <w:p>
+          <w:pPr>
+            <w:pStyle w:val="TOC1"/>
+          </w:pPr>
           <w:r>
             <w:fldChar w:fldCharType="begin" w:dirty="true"/>
             <w:instrText xml:space="preserve">TOC \o "1-2" \h \z \u</w:instrText>
             <w:fldChar w:fldCharType="separate"/>
+          </w:r>
+          <w:hyperlink w:anchor="_Toc9001">
+            <w:r>
+              <w:t xml:space="preserve">Chapter 5 — Consumer Groups, Rebalancing and Delivery Semantics</w:t>
+            </w:r>
+          </w:hyperlink>
+        </w:p>
+        <w:p>
+          <w:pPr>
+            <w:pStyle w:val="TOC2"/>
+          </w:pPr>
+          <w:hyperlink w:anchor="_Toc9002">
+            <w:r>
+              <w:t xml:space="preserve">Verified facts header</w:t>
+            </w:r>
+          </w:hyperlink>
+        </w:p>
+        <w:p>
+          <w:pPr>
+            <w:pStyle w:val="TOC2"/>
+          </w:pPr>
+          <w:hyperlink w:anchor="_Toc9003">
+            <w:r>
+              <w:t xml:space="preserve">What this chapter covers</w:t>
+            </w:r>
+          </w:hyperlink>
+        </w:p>
+        <w:p>
+          <w:pPr>
+            <w:pStyle w:val="TOC2"/>
+          </w:pPr>
+          <w:hyperlink w:anchor="_Toc9004">
+            <w:r>
+              <w:t xml:space="preserve">1. What a consumer group is</w:t>
+            </w:r>
+          </w:hyperlink>
+        </w:p>
+        <w:p>
+          <w:pPr>
+            <w:pStyle w:val="TOC2"/>
+          </w:pPr>
+          <w:hyperlink w:anchor="_Toc9005">
+            <w:r>
+              <w:t xml:space="preserve">2. The parallelism ceiling</w:t>
+            </w:r>
+          </w:hyperlink>
+        </w:p>
+        <w:p>
+          <w:pPr>
+            <w:pStyle w:val="TOC2"/>
+          </w:pPr>
+          <w:hyperlink w:anchor="_Toc9006">
+            <w:r>
+              <w:t xml:space="preserve">3. Skew: why one partition gets hammered</w:t>
+            </w:r>
+          </w:hyperlink>
+        </w:p>
+        <w:p>
+          <w:pPr>
+            <w:pStyle w:val="TOC2"/>
+          </w:pPr>
+          <w:hyperlink w:anchor="_Toc9007">
+            <w:r>
+              <w:t xml:space="preserve">4. Lag, and how to read the table</w:t>
+            </w:r>
+          </w:hyperlink>
+        </w:p>
+        <w:p>
+          <w:pPr>
+            <w:pStyle w:val="TOC2"/>
+          </w:pPr>
+          <w:hyperlink w:anchor="_Toc9008">
+            <w:r>
+              <w:t xml:space="preserve">5. Rebalancing</w:t>
+            </w:r>
+          </w:hyperlink>
+        </w:p>
+        <w:p>
+          <w:pPr>
+            <w:pStyle w:val="TOC2"/>
+          </w:pPr>
+          <w:hyperlink w:anchor="_Toc9009">
+            <w:r>
+              <w:t xml:space="preserve">6. The same failure, two different data outcomes</w:t>
+            </w:r>
+          </w:hyperlink>
+        </w:p>
+        <w:p>
+          <w:pPr>
+            <w:pStyle w:val="TOC2"/>
+          </w:pPr>
+          <w:hyperlink w:anchor="_Toc9010">
+            <w:r>
+              <w:t xml:space="preserve">7. Delivery semantics</w:t>
+            </w:r>
+          </w:hyperlink>
+        </w:p>
+        <w:p>
+          <w:pPr>
+            <w:pStyle w:val="TOC2"/>
+          </w:pPr>
+          <w:hyperlink w:anchor="_Toc9011">
+            <w:r>
+              <w:t xml:space="preserve">8. Where offsets actually live</w:t>
+            </w:r>
+          </w:hyperlink>
+        </w:p>
+        <w:p>
+          <w:pPr>
+            <w:pStyle w:val="TOC2"/>
+          </w:pPr>
+          <w:hyperlink w:anchor="_Toc9012">
+            <w:r>
+              <w:t xml:space="preserve">9. Replay: deliberately reprocessing the past</w:t>
+            </w:r>
+          </w:hyperlink>
+        </w:p>
+        <w:p>
+          <w:pPr>
+            <w:pStyle w:val="TOC2"/>
+          </w:pPr>
+          <w:hyperlink w:anchor="_Toc9013">
+            <w:r>
+              <w:t xml:space="preserve">10. Where this sandbox differs from production</w:t>
+            </w:r>
+          </w:hyperlink>
+        </w:p>
+        <w:p>
+          <w:pPr>
+            <w:pStyle w:val="TOC2"/>
+          </w:pPr>
+          <w:hyperlink w:anchor="_Toc9014">
+            <w:r>
+              <w:t xml:space="preserve">11. Commands to know by heart</w:t>
+            </w:r>
+          </w:hyperlink>
+        </w:p>
+        <w:p>
+          <w:pPr>
+            <w:pStyle w:val="TOC2"/>
+          </w:pPr>
+          <w:hyperlink w:anchor="_Toc9015">
+            <w:r>
+              <w:t xml:space="preserve">12. Glossary</w:t>
+            </w:r>
+          </w:hyperlink>
+        </w:p>
+        <w:p>
+          <w:pPr>
+            <w:pStyle w:val="TOC2"/>
+          </w:pPr>
+          <w:hyperlink w:anchor="_Toc9016">
+            <w:r>
+              <w:t xml:space="preserve">13. Interview questions this material answers</w:t>
+            </w:r>
+          </w:hyperlink>
+        </w:p>
+        <w:p>
+          <w:pPr>
+            <w:pStyle w:val="TOC2"/>
+          </w:pPr>
+          <w:hyperlink w:anchor="_Toc9017">
+            <w:r>
+              <w:t xml:space="preserve">14. Check yourself</w:t>
+            </w:r>
+          </w:hyperlink>
+        </w:p>
+        <w:p>
+          <w:pPr>
+            <w:pStyle w:val="TOC2"/>
+          </w:pPr>
+          <w:hyperlink w:anchor="_Toc9018">
+            <w:r>
+              <w:t xml:space="preserve">What’s next</w:t>
+            </w:r>
+          </w:hyperlink>
+          <w:r>
             <w:fldChar w:fldCharType="end"/>
+          </w:r>
+        </w:p>
+        <w:p>
+          <w:pPr>
+            <w:spacing w:after="0"/>
+          </w:pPr>
+          <w:r>
+            <w:br w:type="page"/>
           </w:r>
         </w:p>
       </w:sdtContent>
@@ -33,6 +221,8 @@
       <w:pPr>
         <w:pStyle w:val="Heading1"/>
       </w:pPr>
+      <w:bookmarkStart w:id="9001" w:name="_Toc9001"/>
+      <w:bookmarkEnd w:id="9001"/>
       <w:r>
         <w:t xml:space="preserve">Chapter 5 — Consumer Groups, Rebalancing and Delivery Semantics</w:t>
       </w:r>
@@ -152,6 +342,8 @@
       <w:pPr>
         <w:pStyle w:val="Heading2"/>
       </w:pPr>
+      <w:bookmarkStart w:id="9002" w:name="_Toc9002"/>
+      <w:bookmarkEnd w:id="9002"/>
       <w:r>
         <w:t xml:space="preserve">Verified facts header</w:t>
       </w:r>
@@ -558,6 +750,8 @@
       <w:pPr>
         <w:pStyle w:val="Heading2"/>
       </w:pPr>
+      <w:bookmarkStart w:id="9003" w:name="_Toc9003"/>
+      <w:bookmarkEnd w:id="9003"/>
       <w:r>
         <w:t xml:space="preserve">What this chapter covers</w:t>
       </w:r>
@@ -720,6 +914,8 @@
       <w:pPr>
         <w:pStyle w:val="Heading2"/>
       </w:pPr>
+      <w:bookmarkStart w:id="9004" w:name="_Toc9004"/>
+      <w:bookmarkEnd w:id="9004"/>
       <w:r>
         <w:t xml:space="preserve">1. What a consumer group is</w:t>
       </w:r>
@@ -1536,6 +1732,8 @@
       <w:pPr>
         <w:pStyle w:val="Heading2"/>
       </w:pPr>
+      <w:bookmarkStart w:id="9005" w:name="_Toc9005"/>
+      <w:bookmarkEnd w:id="9005"/>
       <w:r>
         <w:t xml:space="preserve">2. The parallelism ceiling</w:t>
       </w:r>
@@ -1929,6 +2127,8 @@
       <w:pPr>
         <w:pStyle w:val="Heading2"/>
       </w:pPr>
+      <w:bookmarkStart w:id="9006" w:name="_Toc9006"/>
+      <w:bookmarkEnd w:id="9006"/>
       <w:r>
         <w:t xml:space="preserve">3. Skew: why one partition gets hammered</w:t>
       </w:r>
@@ -2461,6 +2661,8 @@
       <w:pPr>
         <w:pStyle w:val="Heading2"/>
       </w:pPr>
+      <w:bookmarkStart w:id="9007" w:name="_Toc9007"/>
+      <w:bookmarkEnd w:id="9007"/>
       <w:r>
         <w:t xml:space="preserve">4. Lag, and how to read the table</w:t>
       </w:r>
@@ -2781,6 +2983,8 @@
       <w:pPr>
         <w:pStyle w:val="Heading2"/>
       </w:pPr>
+      <w:bookmarkStart w:id="9008" w:name="_Toc9008"/>
+      <w:bookmarkEnd w:id="9008"/>
       <w:r>
         <w:t xml:space="preserve">5. Rebalancing</w:t>
       </w:r>
@@ -3360,6 +3564,8 @@
       <w:pPr>
         <w:pStyle w:val="Heading2"/>
       </w:pPr>
+      <w:bookmarkStart w:id="9009" w:name="_Toc9009"/>
+      <w:bookmarkEnd w:id="9009"/>
       <w:r>
         <w:t xml:space="preserve">6. The same failure, two different data outcomes</w:t>
       </w:r>
@@ -3852,6 +4058,8 @@
       <w:pPr>
         <w:pStyle w:val="Heading2"/>
       </w:pPr>
+      <w:bookmarkStart w:id="9010" w:name="_Toc9010"/>
+      <w:bookmarkEnd w:id="9010"/>
       <w:r>
         <w:t xml:space="preserve">7. Delivery semantics</w:t>
       </w:r>
@@ -4096,6 +4304,8 @@
       <w:pPr>
         <w:pStyle w:val="Heading2"/>
       </w:pPr>
+      <w:bookmarkStart w:id="9011" w:name="_Toc9011"/>
+      <w:bookmarkEnd w:id="9011"/>
       <w:r>
         <w:t xml:space="preserve">8. Where offsets actually live</w:t>
       </w:r>
@@ -4538,6 +4748,8 @@
       <w:pPr>
         <w:pStyle w:val="Heading2"/>
       </w:pPr>
+      <w:bookmarkStart w:id="9012" w:name="_Toc9012"/>
+      <w:bookmarkEnd w:id="9012"/>
       <w:r>
         <w:t xml:space="preserve">9. Replay: deliberately reprocessing the past</w:t>
       </w:r>
@@ -5540,6 +5752,8 @@
       <w:pPr>
         <w:pStyle w:val="Heading2"/>
       </w:pPr>
+      <w:bookmarkStart w:id="9013" w:name="_Toc9013"/>
+      <w:bookmarkEnd w:id="9013"/>
       <w:r>
         <w:t xml:space="preserve">10. Where this sandbox differs from production</w:t>
       </w:r>
@@ -5949,6 +6163,8 @@
       <w:pPr>
         <w:pStyle w:val="Heading2"/>
       </w:pPr>
+      <w:bookmarkStart w:id="9014" w:name="_Toc9014"/>
+      <w:bookmarkEnd w:id="9014"/>
       <w:r>
         <w:t xml:space="preserve">11. Commands to know by heart</w:t>
       </w:r>
@@ -6532,6 +6748,8 @@
       <w:pPr>
         <w:pStyle w:val="Heading2"/>
       </w:pPr>
+      <w:bookmarkStart w:id="9015" w:name="_Toc9015"/>
+      <w:bookmarkEnd w:id="9015"/>
       <w:r>
         <w:t xml:space="preserve">12. Glossary</w:t>
       </w:r>
@@ -7039,6 +7257,8 @@
       <w:pPr>
         <w:pStyle w:val="Heading2"/>
       </w:pPr>
+      <w:bookmarkStart w:id="9016" w:name="_Toc9016"/>
+      <w:bookmarkEnd w:id="9016"/>
       <w:r>
         <w:t xml:space="preserve">13. Interview questions this material answers</w:t>
       </w:r>
@@ -7392,6 +7612,8 @@
       <w:pPr>
         <w:pStyle w:val="Heading2"/>
       </w:pPr>
+      <w:bookmarkStart w:id="9017" w:name="_Toc9017"/>
+      <w:bookmarkEnd w:id="9017"/>
       <w:r>
         <w:t xml:space="preserve">14. Check yourself</w:t>
       </w:r>
@@ -7858,6 +8080,8 @@
       <w:pPr>
         <w:pStyle w:val="Heading2"/>
       </w:pPr>
+      <w:bookmarkStart w:id="9018" w:name="_Toc9018"/>
+      <w:bookmarkEnd w:id="9018"/>
       <w:r>
         <w:t xml:space="preserve">What’s next</w:t>
       </w:r>
@@ -8967,21 +9191,17 @@
     </w:rPr>
   </w:style>
   <w:style w:styleId="TOCHeading" w:type="paragraph">
-    <w:name w:val="TOC Heading"/>
-    <w:basedOn w:val="Heading1"/>
-    <w:next w:val="BodyText"/>
-    <w:uiPriority w:val="39"/>
-    <w:unhideWhenUsed/>
-    <w:qFormat/>
+    <w:name w:val="TOCHeading"/>
+    <w:basedOn w:val="Normal"/>
     <w:pPr>
-      <w:spacing w:before="240" w:line="259" w:lineRule="auto"/>
-      <w:outlineLvl w:val="9"/>
+      <w:spacing w:after="200" w:before="0" w:line="240" w:lineRule="auto"/>
     </w:pPr>
     <w:rPr>
-      <w:rFonts w:asciiTheme="majorHAnsi" w:cstheme="majorBidi" w:eastAsiaTheme="majorEastAsia" w:hAnsiTheme="majorHAnsi"/>
-      <w:b w:val="0"/>
-      <w:bCs w:val="0"/>
-      <w:color w:themeColor="accent1" w:themeShade="BF" w:val="365F91"/>
+      <w:rFonts w:ascii="Calibri" w:cs="Calibri" w:hAnsi="Calibri"/>
+      <w:b/>
+      <w:color w:val="1F3864"/>
+      <w:sz w:val="28"/>
+      <w:szCs w:val="28"/>
     </w:rPr>
   </w:style>
   <w:style w:customStyle="1" w:styleId="SourceCode" w:type="paragraph">
@@ -8995,6 +9215,32 @@
       <w:rFonts w:ascii="Consolas" w:cs="Consolas" w:hAnsi="Consolas"/>
       <w:sz w:val="18"/>
       <w:szCs w:val="18"/>
+    </w:rPr>
+  </w:style>
+  <w:style w:styleId="TOC1" w:type="paragraph">
+    <w:name w:val="TOC1"/>
+    <w:basedOn w:val="Normal"/>
+    <w:pPr>
+      <w:spacing w:after="40" w:before="100" w:line="240" w:lineRule="auto"/>
+    </w:pPr>
+    <w:rPr>
+      <w:rFonts w:ascii="Cambria" w:cs="Cambria" w:hAnsi="Cambria"/>
+      <w:b/>
+      <w:sz w:val="22"/>
+      <w:szCs w:val="22"/>
+    </w:rPr>
+  </w:style>
+  <w:style w:styleId="TOC2" w:type="paragraph">
+    <w:name w:val="TOC2"/>
+    <w:basedOn w:val="Normal"/>
+    <w:pPr>
+      <w:spacing w:after="40" w:before="0" w:line="240" w:lineRule="auto"/>
+      <w:ind w:left="220" w:right="120"/>
+    </w:pPr>
+    <w:rPr>
+      <w:rFonts w:ascii="Cambria" w:cs="Cambria" w:hAnsi="Cambria"/>
+      <w:sz w:val="21"/>
+      <w:szCs w:val="21"/>
     </w:rPr>
   </w:style>
   <w:style w:type="character" w:customStyle="1" w:styleId="KeywordTok">

--- a/education/docx/chapter05_consumer_groups.docx
+++ b/education/docx/chapter05_consumer_groups.docx
@@ -2,227 +2,11 @@
 <file path=word/document.xml><?xml version="1.0" encoding="utf-8"?>
 <w:document xmlns:w="http://schemas.openxmlformats.org/wordprocessingml/2006/main" xmlns:m="http://schemas.openxmlformats.org/officeDocument/2006/math" xmlns:r="http://schemas.openxmlformats.org/officeDocument/2006/relationships" xmlns:o="urn:schemas-microsoft-com:office:office" xmlns:v="urn:schemas-microsoft-com:vml" xmlns:w10="urn:schemas-microsoft-com:office:word" xmlns:a="http://schemas.openxmlformats.org/drawingml/2006/main" xmlns:pic="http://schemas.openxmlformats.org/drawingml/2006/picture" xmlns:wp="http://schemas.openxmlformats.org/drawingml/2006/wordprocessingDrawing">
   <w:body>
-    <w:sdt>
-      <w:sdtPr>
-        <w:docPartObj>
-          <w:docPartGallery w:val="Table of Contents"/>
-          <w:docPartUnique/>
-        </w:docPartObj>
-      </w:sdtPr>
-      <w:sdtContent>
-        <w:p>
-          <w:pPr>
-            <w:pStyle w:val="TOCHeading"/>
-          </w:pPr>
-          <w:r>
-            <w:t>Contents</w:t>
-          </w:r>
-        </w:p>
-        <w:p>
-          <w:pPr>
-            <w:pStyle w:val="TOC1"/>
-          </w:pPr>
-          <w:r>
-            <w:fldChar w:fldCharType="begin" w:dirty="true"/>
-            <w:instrText xml:space="preserve">TOC \o "1-2" \h \z \u</w:instrText>
-            <w:fldChar w:fldCharType="separate"/>
-          </w:r>
-          <w:hyperlink w:anchor="_Toc9001">
-            <w:r>
-              <w:t xml:space="preserve">Chapter 5 — Consumer Groups, Rebalancing and Delivery Semantics</w:t>
-            </w:r>
-          </w:hyperlink>
-        </w:p>
-        <w:p>
-          <w:pPr>
-            <w:pStyle w:val="TOC2"/>
-          </w:pPr>
-          <w:hyperlink w:anchor="_Toc9002">
-            <w:r>
-              <w:t xml:space="preserve">Verified facts header</w:t>
-            </w:r>
-          </w:hyperlink>
-        </w:p>
-        <w:p>
-          <w:pPr>
-            <w:pStyle w:val="TOC2"/>
-          </w:pPr>
-          <w:hyperlink w:anchor="_Toc9003">
-            <w:r>
-              <w:t xml:space="preserve">What this chapter covers</w:t>
-            </w:r>
-          </w:hyperlink>
-        </w:p>
-        <w:p>
-          <w:pPr>
-            <w:pStyle w:val="TOC2"/>
-          </w:pPr>
-          <w:hyperlink w:anchor="_Toc9004">
-            <w:r>
-              <w:t xml:space="preserve">1. What a consumer group is</w:t>
-            </w:r>
-          </w:hyperlink>
-        </w:p>
-        <w:p>
-          <w:pPr>
-            <w:pStyle w:val="TOC2"/>
-          </w:pPr>
-          <w:hyperlink w:anchor="_Toc9005">
-            <w:r>
-              <w:t xml:space="preserve">2. The parallelism ceiling</w:t>
-            </w:r>
-          </w:hyperlink>
-        </w:p>
-        <w:p>
-          <w:pPr>
-            <w:pStyle w:val="TOC2"/>
-          </w:pPr>
-          <w:hyperlink w:anchor="_Toc9006">
-            <w:r>
-              <w:t xml:space="preserve">3. Skew: why one partition gets hammered</w:t>
-            </w:r>
-          </w:hyperlink>
-        </w:p>
-        <w:p>
-          <w:pPr>
-            <w:pStyle w:val="TOC2"/>
-          </w:pPr>
-          <w:hyperlink w:anchor="_Toc9007">
-            <w:r>
-              <w:t xml:space="preserve">4. Lag, and how to read the table</w:t>
-            </w:r>
-          </w:hyperlink>
-        </w:p>
-        <w:p>
-          <w:pPr>
-            <w:pStyle w:val="TOC2"/>
-          </w:pPr>
-          <w:hyperlink w:anchor="_Toc9008">
-            <w:r>
-              <w:t xml:space="preserve">5. Rebalancing</w:t>
-            </w:r>
-          </w:hyperlink>
-        </w:p>
-        <w:p>
-          <w:pPr>
-            <w:pStyle w:val="TOC2"/>
-          </w:pPr>
-          <w:hyperlink w:anchor="_Toc9009">
-            <w:r>
-              <w:t xml:space="preserve">6. The same failure, two different data outcomes</w:t>
-            </w:r>
-          </w:hyperlink>
-        </w:p>
-        <w:p>
-          <w:pPr>
-            <w:pStyle w:val="TOC2"/>
-          </w:pPr>
-          <w:hyperlink w:anchor="_Toc9010">
-            <w:r>
-              <w:t xml:space="preserve">7. Delivery semantics</w:t>
-            </w:r>
-          </w:hyperlink>
-        </w:p>
-        <w:p>
-          <w:pPr>
-            <w:pStyle w:val="TOC2"/>
-          </w:pPr>
-          <w:hyperlink w:anchor="_Toc9011">
-            <w:r>
-              <w:t xml:space="preserve">8. Where offsets actually live</w:t>
-            </w:r>
-          </w:hyperlink>
-        </w:p>
-        <w:p>
-          <w:pPr>
-            <w:pStyle w:val="TOC2"/>
-          </w:pPr>
-          <w:hyperlink w:anchor="_Toc9012">
-            <w:r>
-              <w:t xml:space="preserve">9. Replay: deliberately reprocessing the past</w:t>
-            </w:r>
-          </w:hyperlink>
-        </w:p>
-        <w:p>
-          <w:pPr>
-            <w:pStyle w:val="TOC2"/>
-          </w:pPr>
-          <w:hyperlink w:anchor="_Toc9013">
-            <w:r>
-              <w:t xml:space="preserve">10. Where this sandbox differs from production</w:t>
-            </w:r>
-          </w:hyperlink>
-        </w:p>
-        <w:p>
-          <w:pPr>
-            <w:pStyle w:val="TOC2"/>
-          </w:pPr>
-          <w:hyperlink w:anchor="_Toc9014">
-            <w:r>
-              <w:t xml:space="preserve">11. Commands to know by heart</w:t>
-            </w:r>
-          </w:hyperlink>
-        </w:p>
-        <w:p>
-          <w:pPr>
-            <w:pStyle w:val="TOC2"/>
-          </w:pPr>
-          <w:hyperlink w:anchor="_Toc9015">
-            <w:r>
-              <w:t xml:space="preserve">12. Glossary</w:t>
-            </w:r>
-          </w:hyperlink>
-        </w:p>
-        <w:p>
-          <w:pPr>
-            <w:pStyle w:val="TOC2"/>
-          </w:pPr>
-          <w:hyperlink w:anchor="_Toc9016">
-            <w:r>
-              <w:t xml:space="preserve">13. Interview questions this material answers</w:t>
-            </w:r>
-          </w:hyperlink>
-        </w:p>
-        <w:p>
-          <w:pPr>
-            <w:pStyle w:val="TOC2"/>
-          </w:pPr>
-          <w:hyperlink w:anchor="_Toc9017">
-            <w:r>
-              <w:t xml:space="preserve">14. Check yourself</w:t>
-            </w:r>
-          </w:hyperlink>
-        </w:p>
-        <w:p>
-          <w:pPr>
-            <w:pStyle w:val="TOC2"/>
-          </w:pPr>
-          <w:hyperlink w:anchor="_Toc9018">
-            <w:r>
-              <w:t xml:space="preserve">What’s next</w:t>
-            </w:r>
-          </w:hyperlink>
-          <w:r>
-            <w:fldChar w:fldCharType="end"/>
-          </w:r>
-        </w:p>
-        <w:p>
-          <w:pPr>
-            <w:spacing w:after="0"/>
-          </w:pPr>
-          <w:r>
-            <w:br w:type="page"/>
-          </w:r>
-        </w:p>
-      </w:sdtContent>
-    </w:sdt>
     <w:bookmarkStart w:id="39" w:name="X4048246de2806d3f97949728a209470d0f5a38a"/>
     <w:p>
       <w:pPr>
         <w:pStyle w:val="Heading1"/>
       </w:pPr>
-      <w:bookmarkStart w:id="9001" w:name="_Toc9001"/>
-      <w:bookmarkEnd w:id="9001"/>
       <w:r>
         <w:t xml:space="preserve">Chapter 5 — Consumer Groups, Rebalancing and Delivery Semantics</w:t>
       </w:r>
@@ -342,8 +126,6 @@
       <w:pPr>
         <w:pStyle w:val="Heading2"/>
       </w:pPr>
-      <w:bookmarkStart w:id="9002" w:name="_Toc9002"/>
-      <w:bookmarkEnd w:id="9002"/>
       <w:r>
         <w:t xml:space="preserve">Verified facts header</w:t>
       </w:r>
@@ -750,8 +532,6 @@
       <w:pPr>
         <w:pStyle w:val="Heading2"/>
       </w:pPr>
-      <w:bookmarkStart w:id="9003" w:name="_Toc9003"/>
-      <w:bookmarkEnd w:id="9003"/>
       <w:r>
         <w:t xml:space="preserve">What this chapter covers</w:t>
       </w:r>
@@ -914,8 +694,6 @@
       <w:pPr>
         <w:pStyle w:val="Heading2"/>
       </w:pPr>
-      <w:bookmarkStart w:id="9004" w:name="_Toc9004"/>
-      <w:bookmarkEnd w:id="9004"/>
       <w:r>
         <w:t xml:space="preserve">1. What a consumer group is</w:t>
       </w:r>
@@ -1732,8 +1510,6 @@
       <w:pPr>
         <w:pStyle w:val="Heading2"/>
       </w:pPr>
-      <w:bookmarkStart w:id="9005" w:name="_Toc9005"/>
-      <w:bookmarkEnd w:id="9005"/>
       <w:r>
         <w:t xml:space="preserve">2. The parallelism ceiling</w:t>
       </w:r>
@@ -2127,8 +1903,6 @@
       <w:pPr>
         <w:pStyle w:val="Heading2"/>
       </w:pPr>
-      <w:bookmarkStart w:id="9006" w:name="_Toc9006"/>
-      <w:bookmarkEnd w:id="9006"/>
       <w:r>
         <w:t xml:space="preserve">3. Skew: why one partition gets hammered</w:t>
       </w:r>
@@ -2661,8 +2435,6 @@
       <w:pPr>
         <w:pStyle w:val="Heading2"/>
       </w:pPr>
-      <w:bookmarkStart w:id="9007" w:name="_Toc9007"/>
-      <w:bookmarkEnd w:id="9007"/>
       <w:r>
         <w:t xml:space="preserve">4. Lag, and how to read the table</w:t>
       </w:r>
@@ -2983,8 +2755,6 @@
       <w:pPr>
         <w:pStyle w:val="Heading2"/>
       </w:pPr>
-      <w:bookmarkStart w:id="9008" w:name="_Toc9008"/>
-      <w:bookmarkEnd w:id="9008"/>
       <w:r>
         <w:t xml:space="preserve">5. Rebalancing</w:t>
       </w:r>
@@ -3564,8 +3334,6 @@
       <w:pPr>
         <w:pStyle w:val="Heading2"/>
       </w:pPr>
-      <w:bookmarkStart w:id="9009" w:name="_Toc9009"/>
-      <w:bookmarkEnd w:id="9009"/>
       <w:r>
         <w:t xml:space="preserve">6. The same failure, two different data outcomes</w:t>
       </w:r>
@@ -4058,8 +3826,6 @@
       <w:pPr>
         <w:pStyle w:val="Heading2"/>
       </w:pPr>
-      <w:bookmarkStart w:id="9010" w:name="_Toc9010"/>
-      <w:bookmarkEnd w:id="9010"/>
       <w:r>
         <w:t xml:space="preserve">7. Delivery semantics</w:t>
       </w:r>
@@ -4304,8 +4070,6 @@
       <w:pPr>
         <w:pStyle w:val="Heading2"/>
       </w:pPr>
-      <w:bookmarkStart w:id="9011" w:name="_Toc9011"/>
-      <w:bookmarkEnd w:id="9011"/>
       <w:r>
         <w:t xml:space="preserve">8. Where offsets actually live</w:t>
       </w:r>
@@ -4748,8 +4512,6 @@
       <w:pPr>
         <w:pStyle w:val="Heading2"/>
       </w:pPr>
-      <w:bookmarkStart w:id="9012" w:name="_Toc9012"/>
-      <w:bookmarkEnd w:id="9012"/>
       <w:r>
         <w:t xml:space="preserve">9. Replay: deliberately reprocessing the past</w:t>
       </w:r>
@@ -5752,8 +5514,6 @@
       <w:pPr>
         <w:pStyle w:val="Heading2"/>
       </w:pPr>
-      <w:bookmarkStart w:id="9013" w:name="_Toc9013"/>
-      <w:bookmarkEnd w:id="9013"/>
       <w:r>
         <w:t xml:space="preserve">10. Where this sandbox differs from production</w:t>
       </w:r>
@@ -6163,8 +5923,6 @@
       <w:pPr>
         <w:pStyle w:val="Heading2"/>
       </w:pPr>
-      <w:bookmarkStart w:id="9014" w:name="_Toc9014"/>
-      <w:bookmarkEnd w:id="9014"/>
       <w:r>
         <w:t xml:space="preserve">11. Commands to know by heart</w:t>
       </w:r>
@@ -6748,8 +6506,6 @@
       <w:pPr>
         <w:pStyle w:val="Heading2"/>
       </w:pPr>
-      <w:bookmarkStart w:id="9015" w:name="_Toc9015"/>
-      <w:bookmarkEnd w:id="9015"/>
       <w:r>
         <w:t xml:space="preserve">12. Glossary</w:t>
       </w:r>
@@ -7257,8 +7013,6 @@
       <w:pPr>
         <w:pStyle w:val="Heading2"/>
       </w:pPr>
-      <w:bookmarkStart w:id="9016" w:name="_Toc9016"/>
-      <w:bookmarkEnd w:id="9016"/>
       <w:r>
         <w:t xml:space="preserve">13. Interview questions this material answers</w:t>
       </w:r>
@@ -7612,8 +7366,6 @@
       <w:pPr>
         <w:pStyle w:val="Heading2"/>
       </w:pPr>
-      <w:bookmarkStart w:id="9017" w:name="_Toc9017"/>
-      <w:bookmarkEnd w:id="9017"/>
       <w:r>
         <w:t xml:space="preserve">14. Check yourself</w:t>
       </w:r>
@@ -8080,8 +7832,6 @@
       <w:pPr>
         <w:pStyle w:val="Heading2"/>
       </w:pPr>
-      <w:bookmarkStart w:id="9018" w:name="_Toc9018"/>
-      <w:bookmarkEnd w:id="9018"/>
       <w:r>
         <w:t xml:space="preserve">What’s next</w:t>
       </w:r>
@@ -9191,17 +8941,21 @@
     </w:rPr>
   </w:style>
   <w:style w:styleId="TOCHeading" w:type="paragraph">
-    <w:name w:val="TOCHeading"/>
-    <w:basedOn w:val="Normal"/>
+    <w:name w:val="TOC Heading"/>
+    <w:basedOn w:val="Heading1"/>
+    <w:next w:val="BodyText"/>
+    <w:uiPriority w:val="39"/>
+    <w:unhideWhenUsed/>
+    <w:qFormat/>
     <w:pPr>
-      <w:spacing w:after="200" w:before="0" w:line="240" w:lineRule="auto"/>
+      <w:spacing w:before="240" w:line="259" w:lineRule="auto"/>
+      <w:outlineLvl w:val="9"/>
     </w:pPr>
     <w:rPr>
-      <w:rFonts w:ascii="Calibri" w:cs="Calibri" w:hAnsi="Calibri"/>
-      <w:b/>
-      <w:color w:val="1F3864"/>
-      <w:sz w:val="28"/>
-      <w:szCs w:val="28"/>
+      <w:rFonts w:asciiTheme="majorHAnsi" w:cstheme="majorBidi" w:eastAsiaTheme="majorEastAsia" w:hAnsiTheme="majorHAnsi"/>
+      <w:b w:val="0"/>
+      <w:bCs w:val="0"/>
+      <w:color w:themeColor="accent1" w:themeShade="BF" w:val="365F91"/>
     </w:rPr>
   </w:style>
   <w:style w:customStyle="1" w:styleId="SourceCode" w:type="paragraph">
@@ -9215,32 +8969,6 @@
       <w:rFonts w:ascii="Consolas" w:cs="Consolas" w:hAnsi="Consolas"/>
       <w:sz w:val="18"/>
       <w:szCs w:val="18"/>
-    </w:rPr>
-  </w:style>
-  <w:style w:styleId="TOC1" w:type="paragraph">
-    <w:name w:val="TOC1"/>
-    <w:basedOn w:val="Normal"/>
-    <w:pPr>
-      <w:spacing w:after="40" w:before="100" w:line="240" w:lineRule="auto"/>
-    </w:pPr>
-    <w:rPr>
-      <w:rFonts w:ascii="Cambria" w:cs="Cambria" w:hAnsi="Cambria"/>
-      <w:b/>
-      <w:sz w:val="22"/>
-      <w:szCs w:val="22"/>
-    </w:rPr>
-  </w:style>
-  <w:style w:styleId="TOC2" w:type="paragraph">
-    <w:name w:val="TOC2"/>
-    <w:basedOn w:val="Normal"/>
-    <w:pPr>
-      <w:spacing w:after="40" w:before="0" w:line="240" w:lineRule="auto"/>
-      <w:ind w:left="220" w:right="120"/>
-    </w:pPr>
-    <w:rPr>
-      <w:rFonts w:ascii="Cambria" w:cs="Cambria" w:hAnsi="Cambria"/>
-      <w:sz w:val="21"/>
-      <w:szCs w:val="21"/>
     </w:rPr>
   </w:style>
   <w:style w:type="character" w:customStyle="1" w:styleId="KeywordTok">

--- a/education/docx/chapter05_consumer_groups.docx
+++ b/education/docx/chapter05_consumer_groups.docx
@@ -798,16 +798,29 @@
       </w:pPr>
       <w:r>
         <w:rPr>
+          <w:rStyle w:val="Key"/>
           <w:b/>
           <w:bCs/>
         </w:rPr>
         <w:t xml:space="preserve">Rule 1 — a partition has exactly one owner in the group, at any instant.</w:t>
       </w:r>
       <w:r>
-        <w:t xml:space="preserve"> </w:t>
-      </w:r>
-      <w:r>
-        <w:t xml:space="preserve">Never two. This is the</w:t>
+        <w:rPr>
+          <w:rStyle w:val="Key"/>
+        </w:rPr>
+        <w:t xml:space="preserve"> </w:t>
+      </w:r>
+      <w:r>
+        <w:rPr>
+          <w:rStyle w:val="Key"/>
+        </w:rPr>
+        <w:t xml:space="preserve">Never two.</w:t>
+      </w:r>
+      <w:r>
+        <w:t xml:space="preserve"> </w:t>
+      </w:r>
+      <w:r>
+        <w:t xml:space="preserve">This is the</w:t>
       </w:r>
       <w:r>
         <w:t xml:space="preserve"> </w:t>
@@ -1249,6 +1262,7 @@
       </w:pPr>
       <w:r>
         <w:rPr>
+          <w:rStyle w:val="Key"/>
           <w:b/>
           <w:bCs/>
         </w:rPr>
@@ -1329,6 +1343,7 @@
       </w:r>
       <w:r>
         <w:rPr>
+          <w:rStyle w:val="Key"/>
           <w:b/>
           <w:bCs/>
         </w:rPr>
@@ -1336,22 +1351,30 @@
       </w:r>
       <w:r>
         <w:rPr>
-          <w:b/>
-          <w:bCs/>
-        </w:rPr>
-        <w:t xml:space="preserve"> </w:t>
-      </w:r>
-      <w:r>
-        <w:rPr>
+          <w:rStyle w:val="Key"/>
+          <w:b/>
+          <w:bCs/>
+        </w:rPr>
+        <w:t xml:space="preserve"> </w:t>
+      </w:r>
+      <w:r>
+        <w:rPr>
+          <w:rStyle w:val="Key"/>
           <w:b/>
           <w:bCs/>
         </w:rPr>
         <w:t xml:space="preserve">protocol will ever correct that.</w:t>
       </w:r>
       <w:r>
-        <w:t xml:space="preserve"> </w:t>
-      </w:r>
-      <w:r>
+        <w:rPr>
+          <w:rStyle w:val="Key"/>
+        </w:rPr>
+        <w:t xml:space="preserve"> </w:t>
+      </w:r>
+      <w:r>
+        <w:rPr>
+          <w:rStyle w:val="Key"/>
+        </w:rPr>
         <w:t xml:space="preserve">The group has no idea some partitions are hot.</w:t>
       </w:r>
     </w:p>
@@ -1593,21 +1616,34 @@
       </w:pPr>
       <w:r>
         <w:rPr>
+          <w:rStyle w:val="Key"/>
           <w:b/>
           <w:bCs/>
         </w:rPr>
         <w:t xml:space="preserve">Seven consumers, five doing work.</w:t>
       </w:r>
       <w:r>
-        <w:t xml:space="preserve"> </w:t>
-      </w:r>
-      <w:r>
+        <w:rPr>
+          <w:rStyle w:val="Key"/>
+        </w:rPr>
+        <w:t xml:space="preserve"> </w:t>
+      </w:r>
+      <w:r>
+        <w:rPr>
+          <w:rStyle w:val="Key"/>
+        </w:rPr>
         <w:t xml:space="preserve">Two distinct flavours of idle, and it’s worth separating them</w:t>
       </w:r>
       <w:r>
-        <w:t xml:space="preserve"> </w:t>
-      </w:r>
-      <w:r>
+        <w:rPr>
+          <w:rStyle w:val="Key"/>
+        </w:rPr>
+        <w:t xml:space="preserve"> </w:t>
+      </w:r>
+      <w:r>
+        <w:rPr>
+          <w:rStyle w:val="Key"/>
+        </w:rPr>
         <w:t xml:space="preserve">because only one is structural.</w:t>
       </w:r>
       <w:r>
@@ -1704,6 +1740,7 @@
       </w:pPr>
       <w:r>
         <w:rPr>
+          <w:rStyle w:val="Key"/>
           <w:b/>
           <w:bCs/>
         </w:rPr>
@@ -1758,6 +1795,7 @@
       </w:r>
       <w:r>
         <w:rPr>
+          <w:rStyle w:val="Key"/>
           <w:b/>
           <w:bCs/>
         </w:rPr>
@@ -1765,13 +1803,15 @@
       </w:r>
       <w:r>
         <w:rPr>
-          <w:b/>
-          <w:bCs/>
-        </w:rPr>
-        <w:t xml:space="preserve"> </w:t>
-      </w:r>
-      <w:r>
-        <w:rPr>
+          <w:rStyle w:val="Key"/>
+          <w:b/>
+          <w:bCs/>
+        </w:rPr>
+        <w:t xml:space="preserve"> </w:t>
+      </w:r>
+      <w:r>
+        <w:rPr>
+          <w:rStyle w:val="Key"/>
           <w:b/>
           <w:bCs/>
         </w:rPr>
@@ -1801,9 +1841,21 @@
         <w:t xml:space="preserve"> </w:t>
       </w:r>
       <w:r>
-        <w:t xml:space="preserve">of it. When the p2 owner was killed,</w:t>
-      </w:r>
-      <w:r>
+        <w:t xml:space="preserve">of it.</w:t>
+      </w:r>
+      <w:r>
+        <w:t xml:space="preserve"> </w:t>
+      </w:r>
+      <w:r>
+        <w:rPr>
+          <w:rStyle w:val="Key"/>
+        </w:rPr>
+        <w:t xml:space="preserve">When the p2 owner was killed,</w:t>
+      </w:r>
+      <w:r>
+        <w:rPr>
+          <w:rStyle w:val="Key"/>
+        </w:rPr>
         <w:t xml:space="preserve"> </w:t>
       </w:r>
       <w:r>
@@ -1816,13 +1868,15 @@
       </w:r>
       <w:r>
         <w:rPr>
-          <w:b/>
-          <w:bCs/>
-        </w:rPr>
-        <w:t xml:space="preserve"> </w:t>
-      </w:r>
-      <w:r>
-        <w:rPr>
+          <w:rStyle w:val="Key"/>
+          <w:b/>
+          <w:bCs/>
+        </w:rPr>
+        <w:t xml:space="preserve"> </w:t>
+      </w:r>
+      <w:r>
+        <w:rPr>
+          <w:rStyle w:val="Key"/>
           <w:b/>
           <w:bCs/>
         </w:rPr>
@@ -1852,23 +1906,42 @@
         <w:pStyle w:val="BodyText"/>
       </w:pPr>
       <w:r>
+        <w:rPr>
+          <w:rStyle w:val="Key"/>
+        </w:rPr>
         <w:t xml:space="preserve">So a surplus consumer is a</w:t>
       </w:r>
       <w:r>
-        <w:t xml:space="preserve"> </w:t>
-      </w:r>
-      <w:r>
-        <w:rPr>
+        <w:rPr>
+          <w:rStyle w:val="Key"/>
+        </w:rPr>
+        <w:t xml:space="preserve"> </w:t>
+      </w:r>
+      <w:r>
+        <w:rPr>
+          <w:rStyle w:val="Key"/>
           <w:b/>
           <w:bCs/>
         </w:rPr>
         <w:t xml:space="preserve">warm standby</w:t>
       </w:r>
       <w:r>
-        <w:t xml:space="preserve"> </w:t>
-      </w:r>
-      <w:r>
-        <w:t xml:space="preserve">you pay for in steady state. Whether that’s a good trade</w:t>
+        <w:rPr>
+          <w:rStyle w:val="Key"/>
+        </w:rPr>
+        <w:t xml:space="preserve"> </w:t>
+      </w:r>
+      <w:r>
+        <w:rPr>
+          <w:rStyle w:val="Key"/>
+        </w:rPr>
+        <w:t xml:space="preserve">you pay for in steady state.</w:t>
+      </w:r>
+      <w:r>
+        <w:t xml:space="preserve"> </w:t>
+      </w:r>
+      <w:r>
+        <w:t xml:space="preserve">Whether that’s a good trade</w:t>
       </w:r>
       <w:r>
         <w:t xml:space="preserve"> </w:t>
@@ -2006,29 +2079,54 @@
         <w:t xml:space="preserve">hash(key) % 6</w:t>
       </w:r>
       <w:r>
-        <w:t xml:space="preserve"> </w:t>
-      </w:r>
-      <w:r>
+        <w:rPr>
+          <w:rStyle w:val="Key"/>
+        </w:rPr>
+        <w:t xml:space="preserve"> </w:t>
+      </w:r>
+      <w:r>
+        <w:rPr>
+          <w:rStyle w:val="Key"/>
+        </w:rPr>
         <w:t xml:space="preserve">is computed</w:t>
       </w:r>
       <w:r>
-        <w:t xml:space="preserve"> </w:t>
-      </w:r>
-      <w:r>
-        <w:rPr>
+        <w:rPr>
+          <w:rStyle w:val="Key"/>
+        </w:rPr>
+        <w:t xml:space="preserve"> </w:t>
+      </w:r>
+      <w:r>
+        <w:rPr>
+          <w:rStyle w:val="Key"/>
           <w:b/>
           <w:bCs/>
         </w:rPr>
         <w:t xml:space="preserve">client-side, in the producer</w:t>
       </w:r>
       <w:r>
+        <w:rPr>
+          <w:rStyle w:val="Key"/>
+        </w:rPr>
         <w:t xml:space="preserve">,</w:t>
       </w:r>
       <w:r>
-        <w:t xml:space="preserve"> </w:t>
-      </w:r>
-      <w:r>
-        <w:t xml:space="preserve">before the record is sent. By the time it arrives at a broker it is already addressed to partition 2.</w:t>
+        <w:rPr>
+          <w:rStyle w:val="Key"/>
+        </w:rPr>
+        <w:t xml:space="preserve"> </w:t>
+      </w:r>
+      <w:r>
+        <w:rPr>
+          <w:rStyle w:val="Key"/>
+        </w:rPr>
+        <w:t xml:space="preserve">before the record is sent.</w:t>
+      </w:r>
+      <w:r>
+        <w:t xml:space="preserve"> </w:t>
+      </w:r>
+      <w:r>
+        <w:t xml:space="preserve">By the time it arrives at a broker it is already addressed to partition 2.</w:t>
       </w:r>
       <w:r>
         <w:t xml:space="preserve"> </w:t>
@@ -2085,13 +2183,34 @@
         <w:t xml:space="preserve"> </w:t>
       </w:r>
       <w:r>
-        <w:t xml:space="preserve">now split across two partitions, read by two different consumers, with no ordering between them — a</w:t>
-      </w:r>
-      <w:r>
-        <w:t xml:space="preserve"> </w:t>
-      </w:r>
-      <w:r>
-        <w:t xml:space="preserve">cancel could be processed before the order it cancels. That is exactly the damage from Chapter 3’s</w:t>
+        <w:t xml:space="preserve">now split across two partitions,</w:t>
+      </w:r>
+      <w:r>
+        <w:t xml:space="preserve"> </w:t>
+      </w:r>
+      <w:r>
+        <w:rPr>
+          <w:rStyle w:val="Key"/>
+        </w:rPr>
+        <w:t xml:space="preserve">read by two different consumers, with no ordering between them — a</w:t>
+      </w:r>
+      <w:r>
+        <w:rPr>
+          <w:rStyle w:val="Key"/>
+        </w:rPr>
+        <w:t xml:space="preserve"> </w:t>
+      </w:r>
+      <w:r>
+        <w:rPr>
+          <w:rStyle w:val="Key"/>
+        </w:rPr>
+        <w:t xml:space="preserve">cancel could be processed before the order it cancels.</w:t>
+      </w:r>
+      <w:r>
+        <w:t xml:space="preserve"> </w:t>
+      </w:r>
+      <w:r>
+        <w:t xml:space="preserve">That is exactly the damage from Chapter 3’s</w:t>
       </w:r>
       <w:r>
         <w:t xml:space="preserve"> </w:t>
@@ -2104,6 +2223,7 @@
       </w:r>
       <w:r>
         <w:rPr>
+          <w:rStyle w:val="Key"/>
           <w:b/>
           <w:bCs/>
         </w:rPr>
@@ -2111,13 +2231,15 @@
       </w:r>
       <w:r>
         <w:rPr>
-          <w:b/>
-          <w:bCs/>
-        </w:rPr>
-        <w:t xml:space="preserve"> </w:t>
-      </w:r>
-      <w:r>
-        <w:rPr>
+          <w:rStyle w:val="Key"/>
+          <w:b/>
+          <w:bCs/>
+        </w:rPr>
+        <w:t xml:space="preserve"> </w:t>
+      </w:r>
+      <w:r>
+        <w:rPr>
+          <w:rStyle w:val="Key"/>
           <w:b/>
           <w:bCs/>
         </w:rPr>
@@ -2285,16 +2407,26 @@
       </w:pPr>
       <w:r>
         <w:rPr>
+          <w:rStyle w:val="Key"/>
           <w:b/>
           <w:bCs/>
         </w:rPr>
         <w:t xml:space="preserve">Small-numbers skew fixes itself.</w:t>
       </w:r>
       <w:r>
-        <w:t xml:space="preserve"> </w:t>
-      </w:r>
-      <w:r>
-        <w:t xml:space="preserve">Twelve keys into six buckets should average two each; random</w:t>
+        <w:rPr>
+          <w:rStyle w:val="Key"/>
+        </w:rPr>
+        <w:t xml:space="preserve"> </w:t>
+      </w:r>
+      <w:r>
+        <w:rPr>
+          <w:rStyle w:val="Key"/>
+        </w:rPr>
+        <w:t xml:space="preserve">Twelve keys into six buckets should average two each</w:t>
+      </w:r>
+      <w:r>
+        <w:t xml:space="preserve">; random</w:t>
       </w:r>
       <w:r>
         <w:t xml:space="preserve"> </w:t>
@@ -2337,22 +2469,38 @@
       </w:pPr>
       <w:r>
         <w:rPr>
+          <w:rStyle w:val="Key"/>
           <w:b/>
           <w:bCs/>
         </w:rPr>
         <w:t xml:space="preserve">A genuinely hot single key is unfixable by partitioning.</w:t>
       </w:r>
       <w:r>
-        <w:t xml:space="preserve"> </w:t>
-      </w:r>
-      <w:r>
+        <w:rPr>
+          <w:rStyle w:val="Key"/>
+        </w:rPr>
+        <w:t xml:space="preserve"> </w:t>
+      </w:r>
+      <w:r>
+        <w:rPr>
+          <w:rStyle w:val="Key"/>
+        </w:rPr>
         <w:t xml:space="preserve">If one client’s account ID were 40% of</w:t>
       </w:r>
       <w:r>
-        <w:t xml:space="preserve"> </w:t>
-      </w:r>
-      <w:r>
-        <w:t xml:space="preserve">volume, no partition count helps: that key must live on one partition to keep its ordering. The</w:t>
+        <w:rPr>
+          <w:rStyle w:val="Key"/>
+        </w:rPr>
+        <w:t xml:space="preserve"> </w:t>
+      </w:r>
+      <w:r>
+        <w:rPr>
+          <w:rStyle w:val="Key"/>
+        </w:rPr>
+        <w:t xml:space="preserve">volume, no partition count helps</w:t>
+      </w:r>
+      <w:r>
+        <w:t xml:space="preserve">: that key must live on one partition to keep its ordering. The</w:t>
       </w:r>
       <w:r>
         <w:t xml:space="preserve"> </w:t>
@@ -2379,13 +2527,31 @@
         <w:t xml:space="preserve"> </w:t>
       </w:r>
       <w:r>
-        <w:t xml:space="preserve">ordering, keeps per-order ordering) or a dedicated topic for that flow. It’s a data-modelling</w:t>
-      </w:r>
-      <w:r>
-        <w:t xml:space="preserve"> </w:t>
-      </w:r>
-      <w:r>
-        <w:t xml:space="preserve">decision, not a tuning one, and saying so is the right answer if an interviewer asks how you’d handle</w:t>
+        <w:t xml:space="preserve">ordering, keeps per-order ordering) or a dedicated topic for that flow.</w:t>
+      </w:r>
+      <w:r>
+        <w:t xml:space="preserve"> </w:t>
+      </w:r>
+      <w:r>
+        <w:rPr>
+          <w:rStyle w:val="Key"/>
+        </w:rPr>
+        <w:t xml:space="preserve">It’s a data-modelling</w:t>
+      </w:r>
+      <w:r>
+        <w:rPr>
+          <w:rStyle w:val="Key"/>
+        </w:rPr>
+        <w:t xml:space="preserve"> </w:t>
+      </w:r>
+      <w:r>
+        <w:rPr>
+          <w:rStyle w:val="Key"/>
+        </w:rPr>
+        <w:t xml:space="preserve">decision, not a tuning one</w:t>
+      </w:r>
+      <w:r>
+        <w:t xml:space="preserve">, and saying so is the right answer if an interviewer asks how you’d handle</w:t>
       </w:r>
       <w:r>
         <w:t xml:space="preserve"> </w:t>
@@ -2566,12 +2732,27 @@
         <w:t xml:space="preserve"> </w:t>
       </w:r>
       <w:r>
-        <w:t xml:space="preserve">is badly behind. Given the skew above, a stall on p2 would be 42% of your traffic while the other</w:t>
-      </w:r>
-      <w:r>
-        <w:t xml:space="preserve"> </w:t>
-      </w:r>
-      <w:r>
+        <w:t xml:space="preserve">is badly behind. Given the skew above,</w:t>
+      </w:r>
+      <w:r>
+        <w:t xml:space="preserve"> </w:t>
+      </w:r>
+      <w:r>
+        <w:rPr>
+          <w:rStyle w:val="Key"/>
+        </w:rPr>
+        <w:t xml:space="preserve">a stall on p2 would be 42% of your traffic while the other</w:t>
+      </w:r>
+      <w:r>
+        <w:rPr>
+          <w:rStyle w:val="Key"/>
+        </w:rPr>
+        <w:t xml:space="preserve"> </w:t>
+      </w:r>
+      <w:r>
+        <w:rPr>
+          <w:rStyle w:val="Key"/>
+        </w:rPr>
         <w:t xml:space="preserve">five partitions keep the aggregate looking survivable.</w:t>
       </w:r>
       <w:r>
@@ -2579,6 +2760,7 @@
       </w:r>
       <w:r>
         <w:rPr>
+          <w:rStyle w:val="Key"/>
           <w:b/>
           <w:bCs/>
         </w:rPr>
@@ -2586,13 +2768,15 @@
       </w:r>
       <w:r>
         <w:rPr>
-          <w:b/>
-          <w:bCs/>
-        </w:rPr>
-        <w:t xml:space="preserve"> </w:t>
-      </w:r>
-      <w:r>
-        <w:rPr>
+          <w:rStyle w:val="Key"/>
+          <w:b/>
+          <w:bCs/>
+        </w:rPr>
+        <w:t xml:space="preserve"> </w:t>
+      </w:r>
+      <w:r>
+        <w:rPr>
+          <w:rStyle w:val="Key"/>
           <w:b/>
           <w:bCs/>
         </w:rPr>
@@ -2635,26 +2819,54 @@
         <w:t xml:space="preserve"> </w:t>
       </w:r>
       <w:r>
-        <w:t xml:space="preserve">up. A dash means</w:t>
-      </w:r>
-      <w:r>
-        <w:t xml:space="preserve"> </w:t>
-      </w:r>
-      <w:r>
-        <w:rPr>
+        <w:t xml:space="preserve">up.</w:t>
+      </w:r>
+      <w:r>
+        <w:t xml:space="preserve"> </w:t>
+      </w:r>
+      <w:r>
+        <w:rPr>
+          <w:rStyle w:val="Key"/>
+        </w:rPr>
+        <w:t xml:space="preserve">A dash means</w:t>
+      </w:r>
+      <w:r>
+        <w:rPr>
+          <w:rStyle w:val="Key"/>
+        </w:rPr>
+        <w:t xml:space="preserve"> </w:t>
+      </w:r>
+      <w:r>
+        <w:rPr>
+          <w:rStyle w:val="Key"/>
           <w:i/>
           <w:iCs/>
         </w:rPr>
         <w:t xml:space="preserve">this group has never committed an offset for this partition</w:t>
       </w:r>
       <w:r>
+        <w:rPr>
+          <w:rStyle w:val="Key"/>
+        </w:rPr>
         <w:t xml:space="preserve">, which is very</w:t>
       </w:r>
       <w:r>
-        <w:t xml:space="preserve"> </w:t>
-      </w:r>
-      <w:r>
-        <w:t xml:space="preserve">different from having committed offset 0. Nothing ever arrived, so nothing was ever committed. Read</w:t>
+        <w:rPr>
+          <w:rStyle w:val="Key"/>
+        </w:rPr>
+        <w:t xml:space="preserve"> </w:t>
+      </w:r>
+      <w:r>
+        <w:rPr>
+          <w:rStyle w:val="Key"/>
+        </w:rPr>
+        <w:t xml:space="preserve">different from having committed offset 0.</w:t>
+      </w:r>
+      <w:r>
+        <w:t xml:space="preserve"> </w:t>
+      </w:r>
+      <w:r>
+        <w:t xml:space="preserve">Nothing ever arrived, so nothing was ever committed. Read</w:t>
       </w:r>
       <w:r>
         <w:t xml:space="preserve"> </w:t>
@@ -2702,22 +2914,41 @@
       </w:pPr>
       <w:r>
         <w:rPr>
+          <w:rStyle w:val="Key"/>
           <w:b/>
           <w:bCs/>
         </w:rPr>
         <w:t xml:space="preserve">Lag falling to zero says nothing about correctness.</w:t>
       </w:r>
       <w:r>
-        <w:t xml:space="preserve"> </w:t>
-      </w:r>
-      <w:r>
+        <w:rPr>
+          <w:rStyle w:val="Key"/>
+        </w:rPr>
+        <w:t xml:space="preserve"> </w:t>
+      </w:r>
+      <w:r>
+        <w:rPr>
+          <w:rStyle w:val="Key"/>
+        </w:rPr>
         <w:t xml:space="preserve">It means the group committed offsets up to</w:t>
       </w:r>
       <w:r>
-        <w:t xml:space="preserve"> </w:t>
-      </w:r>
-      <w:r>
-        <w:t xml:space="preserve">the high-water mark. Whether the consumer actually</w:t>
+        <w:rPr>
+          <w:rStyle w:val="Key"/>
+        </w:rPr>
+        <w:t xml:space="preserve"> </w:t>
+      </w:r>
+      <w:r>
+        <w:rPr>
+          <w:rStyle w:val="Key"/>
+        </w:rPr>
+        <w:t xml:space="preserve">the high-water mark.</w:t>
+      </w:r>
+      <w:r>
+        <w:t xml:space="preserve"> </w:t>
+      </w:r>
+      <w:r>
+        <w:t xml:space="preserve">Whether the consumer actually</w:t>
       </w:r>
       <w:r>
         <w:t xml:space="preserve"> </w:t>
@@ -2806,28 +3037,53 @@
         <w:t xml:space="preserve"> </w:t>
       </w:r>
       <w:r>
-        <w:t xml:space="preserve">is rpk’s default and the modern one. The older</w:t>
-      </w:r>
-      <w:r>
-        <w:t xml:space="preserve"> </w:t>
-      </w:r>
-      <w:r>
-        <w:rPr>
+        <w:t xml:space="preserve">is rpk’s default and the modern one.</w:t>
+      </w:r>
+      <w:r>
+        <w:t xml:space="preserve"> </w:t>
+      </w:r>
+      <w:r>
+        <w:rPr>
+          <w:rStyle w:val="Key"/>
+        </w:rPr>
+        <w:t xml:space="preserve">The older</w:t>
+      </w:r>
+      <w:r>
+        <w:rPr>
+          <w:rStyle w:val="Key"/>
+        </w:rPr>
+        <w:t xml:space="preserve"> </w:t>
+      </w:r>
+      <w:r>
+        <w:rPr>
+          <w:rStyle w:val="Key"/>
           <w:i/>
           <w:iCs/>
         </w:rPr>
         <w:t xml:space="preserve">eager</w:t>
       </w:r>
       <w:r>
-        <w:t xml:space="preserve"> </w:t>
-      </w:r>
-      <w:r>
+        <w:rPr>
+          <w:rStyle w:val="Key"/>
+        </w:rPr>
+        <w:t xml:space="preserve"> </w:t>
+      </w:r>
+      <w:r>
+        <w:rPr>
+          <w:rStyle w:val="Key"/>
+        </w:rPr>
         <w:t xml:space="preserve">strategies</w:t>
       </w:r>
       <w:r>
-        <w:t xml:space="preserve"> </w:t>
-      </w:r>
-      <w:r>
+        <w:rPr>
+          <w:rStyle w:val="Key"/>
+        </w:rPr>
+        <w:t xml:space="preserve"> </w:t>
+      </w:r>
+      <w:r>
+        <w:rPr>
+          <w:rStyle w:val="Key"/>
+        </w:rPr>
         <w:t xml:space="preserve">(</w:t>
       </w:r>
       <w:r>
@@ -2837,9 +3093,15 @@
         <w:t xml:space="preserve">range</w:t>
       </w:r>
       <w:r>
+        <w:rPr>
+          <w:rStyle w:val="Key"/>
+        </w:rPr>
         <w:t xml:space="preserve">,</w:t>
       </w:r>
       <w:r>
+        <w:rPr>
+          <w:rStyle w:val="Key"/>
+        </w:rPr>
         <w:t xml:space="preserve"> </w:t>
       </w:r>
       <w:r>
@@ -2849,45 +3111,80 @@
         <w:t xml:space="preserve">roundrobin</w:t>
       </w:r>
       <w:r>
+        <w:rPr>
+          <w:rStyle w:val="Key"/>
+        </w:rPr>
         <w:t xml:space="preserve">) revoke</w:t>
       </w:r>
       <w:r>
-        <w:t xml:space="preserve"> </w:t>
-      </w:r>
-      <w:r>
-        <w:rPr>
+        <w:rPr>
+          <w:rStyle w:val="Key"/>
+        </w:rPr>
+        <w:t xml:space="preserve"> </w:t>
+      </w:r>
+      <w:r>
+        <w:rPr>
+          <w:rStyle w:val="Key"/>
           <w:b/>
           <w:bCs/>
         </w:rPr>
         <w:t xml:space="preserve">every</w:t>
       </w:r>
       <w:r>
-        <w:t xml:space="preserve"> </w:t>
-      </w:r>
-      <w:r>
+        <w:rPr>
+          <w:rStyle w:val="Key"/>
+        </w:rPr>
+        <w:t xml:space="preserve"> </w:t>
+      </w:r>
+      <w:r>
+        <w:rPr>
+          <w:rStyle w:val="Key"/>
+        </w:rPr>
         <w:t xml:space="preserve">assignment from</w:t>
       </w:r>
       <w:r>
-        <w:t xml:space="preserve"> </w:t>
-      </w:r>
-      <w:r>
-        <w:rPr>
+        <w:rPr>
+          <w:rStyle w:val="Key"/>
+        </w:rPr>
+        <w:t xml:space="preserve"> </w:t>
+      </w:r>
+      <w:r>
+        <w:rPr>
+          <w:rStyle w:val="Key"/>
           <w:b/>
           <w:bCs/>
         </w:rPr>
         <w:t xml:space="preserve">every</w:t>
       </w:r>
       <w:r>
-        <w:t xml:space="preserve"> </w:t>
-      </w:r>
-      <w:r>
+        <w:rPr>
+          <w:rStyle w:val="Key"/>
+        </w:rPr>
+        <w:t xml:space="preserve"> </w:t>
+      </w:r>
+      <w:r>
+        <w:rPr>
+          <w:rStyle w:val="Key"/>
+        </w:rPr>
         <w:t xml:space="preserve">member and redistribute from</w:t>
       </w:r>
       <w:r>
-        <w:t xml:space="preserve"> </w:t>
-      </w:r>
-      <w:r>
-        <w:t xml:space="preserve">scratch — a genuine stop-the-world pause across the whole group. Cooperative rebalancing moves only</w:t>
+        <w:rPr>
+          <w:rStyle w:val="Key"/>
+        </w:rPr>
+        <w:t xml:space="preserve"> </w:t>
+      </w:r>
+      <w:r>
+        <w:rPr>
+          <w:rStyle w:val="Key"/>
+        </w:rPr>
+        <w:t xml:space="preserve">scratch</w:t>
+      </w:r>
+      <w:r>
+        <w:t xml:space="preserve"> </w:t>
+      </w:r>
+      <w:r>
+        <w:t xml:space="preserve">— a genuine stop-the-world pause across the whole group. Cooperative rebalancing moves only</w:t>
       </w:r>
       <w:r>
         <w:t xml:space="preserve"> </w:t>
@@ -2908,6 +3205,7 @@
       </w:r>
       <w:r>
         <w:rPr>
+          <w:rStyle w:val="Key"/>
           <w:b/>
           <w:bCs/>
         </w:rPr>
@@ -2915,6 +3213,7 @@
       </w:r>
       <w:r>
         <w:rPr>
+          <w:rStyle w:val="Key"/>
           <w:b/>
           <w:bCs/>
         </w:rPr>
@@ -2930,31 +3229,48 @@
       </w:r>
       <w:r>
         <w:rPr>
-          <w:b/>
-          <w:bCs/>
-        </w:rPr>
-        <w:t xml:space="preserve"> </w:t>
-      </w:r>
-      <w:r>
-        <w:rPr>
+          <w:rStyle w:val="Key"/>
+          <w:b/>
+          <w:bCs/>
+        </w:rPr>
+        <w:t xml:space="preserve"> </w:t>
+      </w:r>
+      <w:r>
+        <w:rPr>
+          <w:rStyle w:val="Key"/>
           <w:b/>
           <w:bCs/>
         </w:rPr>
         <w:t xml:space="preserve">output barely changes.</w:t>
       </w:r>
       <w:r>
-        <w:t xml:space="preserve"> </w:t>
-      </w:r>
-      <w:r>
+        <w:rPr>
+          <w:rStyle w:val="Key"/>
+        </w:rPr>
+        <w:t xml:space="preserve"> </w:t>
+      </w:r>
+      <w:r>
+        <w:rPr>
+          <w:rStyle w:val="Key"/>
+        </w:rPr>
         <w:t xml:space="preserve">Going from</w:t>
       </w:r>
       <w:r>
-        <w:t xml:space="preserve"> </w:t>
-      </w:r>
-      <w:r>
+        <w:rPr>
+          <w:rStyle w:val="Key"/>
+        </w:rPr>
+        <w:t xml:space="preserve"> </w:t>
+      </w:r>
+      <w:r>
+        <w:rPr>
+          <w:rStyle w:val="Key"/>
+        </w:rPr>
         <w:t xml:space="preserve">2 members to 7 changed</w:t>
       </w:r>
       <w:r>
+        <w:rPr>
+          <w:rStyle w:val="Key"/>
+        </w:rPr>
         <w:t xml:space="preserve"> </w:t>
       </w:r>
       <w:r>
@@ -2964,12 +3280,21 @@
         <w:t xml:space="preserve">MEMBERS</w:t>
       </w:r>
       <w:r>
-        <w:t xml:space="preserve"> </w:t>
-      </w:r>
-      <w:r>
+        <w:rPr>
+          <w:rStyle w:val="Key"/>
+        </w:rPr>
+        <w:t xml:space="preserve"> </w:t>
+      </w:r>
+      <w:r>
+        <w:rPr>
+          <w:rStyle w:val="Key"/>
+        </w:rPr>
         <w:t xml:space="preserve">and the</w:t>
       </w:r>
       <w:r>
+        <w:rPr>
+          <w:rStyle w:val="Key"/>
+        </w:rPr>
         <w:t xml:space="preserve"> </w:t>
       </w:r>
       <w:r>
@@ -2979,10 +3304,19 @@
         <w:t xml:space="preserve">MEMBER-ID</w:t>
       </w:r>
       <w:r>
-        <w:t xml:space="preserve"> </w:t>
-      </w:r>
-      <w:r>
-        <w:t xml:space="preserve">column and nothing else, because no new data had</w:t>
+        <w:rPr>
+          <w:rStyle w:val="Key"/>
+        </w:rPr>
+        <w:t xml:space="preserve"> </w:t>
+      </w:r>
+      <w:r>
+        <w:rPr>
+          <w:rStyle w:val="Key"/>
+        </w:rPr>
+        <w:t xml:space="preserve">column and nothing else</w:t>
+      </w:r>
+      <w:r>
+        <w:t xml:space="preserve">, because no new data had</w:t>
       </w:r>
       <w:r>
         <w:t xml:space="preserve"> </w:t>
@@ -3260,6 +3594,7 @@
       </w:pPr>
       <w:r>
         <w:rPr>
+          <w:rStyle w:val="Key"/>
           <w:b/>
           <w:bCs/>
         </w:rPr>
@@ -3441,13 +3776,34 @@
         <w:t xml:space="preserve"> </w:t>
       </w:r>
       <w:r>
-        <w:t xml:space="preserve">began at 138. The dying consumer committed its final</w:t>
-      </w:r>
-      <w:r>
-        <w:t xml:space="preserve"> </w:t>
-      </w:r>
-      <w:r>
-        <w:t xml:space="preserve">offset and left the group explicitly, so the coordinator reassigned immediately without waiting for</w:t>
+        <w:t xml:space="preserve">began at 138.</w:t>
+      </w:r>
+      <w:r>
+        <w:t xml:space="preserve"> </w:t>
+      </w:r>
+      <w:r>
+        <w:rPr>
+          <w:rStyle w:val="Key"/>
+        </w:rPr>
+        <w:t xml:space="preserve">The dying consumer committed its final</w:t>
+      </w:r>
+      <w:r>
+        <w:rPr>
+          <w:rStyle w:val="Key"/>
+        </w:rPr>
+        <w:t xml:space="preserve"> </w:t>
+      </w:r>
+      <w:r>
+        <w:rPr>
+          <w:rStyle w:val="Key"/>
+        </w:rPr>
+        <w:t xml:space="preserve">offset and left the group explicitly, so the coordinator reassigned immediately</w:t>
+      </w:r>
+      <w:r>
+        <w:t xml:space="preserve"> </w:t>
+      </w:r>
+      <w:r>
+        <w:t xml:space="preserve">without waiting for</w:t>
       </w:r>
       <w:r>
         <w:t xml:space="preserve"> </w:t>
@@ -3564,19 +3920,35 @@
         <w:pStyle w:val="FirstParagraph"/>
       </w:pPr>
       <w:r>
-        <w:t xml:space="preserve">Three records processed twice — and 75 + 63 + 258 + 232 =</w:t>
-      </w:r>
-      <w:r>
-        <w:t xml:space="preserve"> </w:t>
-      </w:r>
-      <w:r>
-        <w:rPr>
+        <w:t xml:space="preserve">Three records processed twice — and</w:t>
+      </w:r>
+      <w:r>
+        <w:t xml:space="preserve"> </w:t>
+      </w:r>
+      <w:r>
+        <w:rPr>
+          <w:rStyle w:val="Key"/>
+        </w:rPr>
+        <w:t xml:space="preserve">75 + 63 + 258 + 232 =</w:t>
+      </w:r>
+      <w:r>
+        <w:rPr>
+          <w:rStyle w:val="Key"/>
+        </w:rPr>
+        <w:t xml:space="preserve"> </w:t>
+      </w:r>
+      <w:r>
+        <w:rPr>
+          <w:rStyle w:val="Key"/>
           <w:b/>
           <w:bCs/>
         </w:rPr>
         <w:t xml:space="preserve">628 processed for 625 records written</w:t>
       </w:r>
       <w:r>
+        <w:rPr>
+          <w:rStyle w:val="Key"/>
+        </w:rPr>
         <w:t xml:space="preserve">.</w:t>
       </w:r>
     </w:p>
@@ -3767,6 +4139,7 @@
       </w:r>
       <w:r>
         <w:rPr>
+          <w:rStyle w:val="Key"/>
           <w:b/>
           <w:bCs/>
         </w:rPr>
@@ -3774,13 +4147,15 @@
       </w:r>
       <w:r>
         <w:rPr>
-          <w:b/>
-          <w:bCs/>
-        </w:rPr>
-        <w:t xml:space="preserve"> </w:t>
-      </w:r>
-      <w:r>
-        <w:rPr>
+          <w:rStyle w:val="Key"/>
+          <w:b/>
+          <w:bCs/>
+        </w:rPr>
+        <w:t xml:space="preserve"> </w:t>
+      </w:r>
+      <w:r>
+        <w:rPr>
+          <w:rStyle w:val="Key"/>
           <w:b/>
           <w:bCs/>
         </w:rPr>
@@ -3792,9 +4167,15 @@
         <w:pStyle w:val="BodyText"/>
       </w:pPr>
       <w:r>
+        <w:rPr>
+          <w:rStyle w:val="Key"/>
+        </w:rPr>
         <w:t xml:space="preserve">OOM kills,</w:t>
       </w:r>
       <w:r>
+        <w:rPr>
+          <w:rStyle w:val="Key"/>
+        </w:rPr>
         <w:t xml:space="preserve"> </w:t>
       </w:r>
       <w:r>
@@ -3804,13 +4185,28 @@
         <w:t xml:space="preserve">kubectl delete pod --force</w:t>
       </w:r>
       <w:r>
+        <w:rPr>
+          <w:rStyle w:val="Key"/>
+        </w:rPr>
         <w:t xml:space="preserve">, node failures and liveness-probe kills (Ch2 §7) are all the</w:t>
       </w:r>
       <w:r>
-        <w:t xml:space="preserve"> </w:t>
-      </w:r>
-      <w:r>
-        <w:t xml:space="preserve">SIGKILL case. The graceful path is the exception, not the norm.</w:t>
+        <w:rPr>
+          <w:rStyle w:val="Key"/>
+        </w:rPr>
+        <w:t xml:space="preserve"> </w:t>
+      </w:r>
+      <w:r>
+        <w:rPr>
+          <w:rStyle w:val="Key"/>
+        </w:rPr>
+        <w:t xml:space="preserve">SIGKILL case.</w:t>
+      </w:r>
+      <w:r>
+        <w:t xml:space="preserve"> </w:t>
+      </w:r>
+      <w:r>
+        <w:t xml:space="preserve">The graceful path is the exception, not the norm.</w:t>
       </w:r>
     </w:p>
     <w:p>
@@ -3881,7 +4277,16 @@
         <w:t xml:space="preserve"> </w:t>
       </w:r>
       <w:r>
-        <w:t xml:space="preserve">rpk commits often. A consumer committing every 30 seconds on a busy partition replays thousands.</w:t>
+        <w:t xml:space="preserve">rpk commits often.</w:t>
+      </w:r>
+      <w:r>
+        <w:t xml:space="preserve"> </w:t>
+      </w:r>
+      <w:r>
+        <w:rPr>
+          <w:rStyle w:val="Key"/>
+        </w:rPr>
+        <w:t xml:space="preserve">A consumer committing every 30 seconds on a busy partition replays thousands.</w:t>
       </w:r>
     </w:p>
     <w:p>
@@ -3890,22 +4295,41 @@
       </w:pPr>
       <w:r>
         <w:rPr>
+          <w:rStyle w:val="Key"/>
           <w:b/>
           <w:bCs/>
         </w:rPr>
         <w:t xml:space="preserve">Which is why tuning is not the fix.</w:t>
       </w:r>
       <w:r>
-        <w:t xml:space="preserve"> </w:t>
-      </w:r>
-      <w:r>
+        <w:rPr>
+          <w:rStyle w:val="Key"/>
+        </w:rPr>
+        <w:t xml:space="preserve"> </w:t>
+      </w:r>
+      <w:r>
+        <w:rPr>
+          <w:rStyle w:val="Key"/>
+        </w:rPr>
         <w:t xml:space="preserve">You can make duplicates rarer; you cannot make them</w:t>
       </w:r>
       <w:r>
-        <w:t xml:space="preserve"> </w:t>
-      </w:r>
-      <w:r>
-        <w:t xml:space="preserve">impossible. The fix is an</w:t>
+        <w:rPr>
+          <w:rStyle w:val="Key"/>
+        </w:rPr>
+        <w:t xml:space="preserve"> </w:t>
+      </w:r>
+      <w:r>
+        <w:rPr>
+          <w:rStyle w:val="Key"/>
+        </w:rPr>
+        <w:t xml:space="preserve">impossible.</w:t>
+      </w:r>
+      <w:r>
+        <w:t xml:space="preserve"> </w:t>
+      </w:r>
+      <w:r>
+        <w:t xml:space="preserve">The fix is an</w:t>
       </w:r>
       <w:r>
         <w:t xml:space="preserve"> </w:t>
@@ -4005,38 +4429,67 @@
       </w:pPr>
       <w:r>
         <w:rPr>
+          <w:rStyle w:val="Key"/>
           <w:b/>
           <w:bCs/>
         </w:rPr>
         <w:t xml:space="preserve">Exactly-once exists, but it’s narrower than the name suggests.</w:t>
       </w:r>
       <w:r>
-        <w:t xml:space="preserve"> </w:t>
-      </w:r>
-      <w:r>
+        <w:rPr>
+          <w:rStyle w:val="Key"/>
+        </w:rPr>
+        <w:t xml:space="preserve"> </w:t>
+      </w:r>
+      <w:r>
+        <w:rPr>
+          <w:rStyle w:val="Key"/>
+        </w:rPr>
         <w:t xml:space="preserve">Kafka/Redpanda transactions give</w:t>
       </w:r>
       <w:r>
-        <w:t xml:space="preserve"> </w:t>
-      </w:r>
-      <w:r>
+        <w:rPr>
+          <w:rStyle w:val="Key"/>
+        </w:rPr>
+        <w:t xml:space="preserve"> </w:t>
+      </w:r>
+      <w:r>
+        <w:rPr>
+          <w:rStyle w:val="Key"/>
+        </w:rPr>
         <w:t xml:space="preserve">you exactly-once for read-process-write loops that stay</w:t>
       </w:r>
       <w:r>
-        <w:t xml:space="preserve"> </w:t>
-      </w:r>
-      <w:r>
-        <w:rPr>
+        <w:rPr>
+          <w:rStyle w:val="Key"/>
+        </w:rPr>
+        <w:t xml:space="preserve"> </w:t>
+      </w:r>
+      <w:r>
+        <w:rPr>
+          <w:rStyle w:val="Key"/>
           <w:b/>
           <w:bCs/>
         </w:rPr>
         <w:t xml:space="preserve">inside</w:t>
       </w:r>
       <w:r>
-        <w:t xml:space="preserve"> </w:t>
-      </w:r>
-      <w:r>
-        <w:t xml:space="preserve">the cluster — consume from topic A,</w:t>
+        <w:rPr>
+          <w:rStyle w:val="Key"/>
+        </w:rPr>
+        <w:t xml:space="preserve"> </w:t>
+      </w:r>
+      <w:r>
+        <w:rPr>
+          <w:rStyle w:val="Key"/>
+        </w:rPr>
+        <w:t xml:space="preserve">the cluster</w:t>
+      </w:r>
+      <w:r>
+        <w:t xml:space="preserve"> </w:t>
+      </w:r>
+      <w:r>
+        <w:t xml:space="preserve">— consume from topic A,</w:t>
       </w:r>
       <w:r>
         <w:t xml:space="preserve"> </w:t>
@@ -4231,31 +4684,53 @@
         <w:t xml:space="preserve">-o start</w:t>
       </w:r>
       <w:r>
-        <w:t xml:space="preserve"> </w:t>
-      </w:r>
-      <w:r>
+        <w:rPr>
+          <w:rStyle w:val="Key"/>
+        </w:rPr>
+        <w:t xml:space="preserve"> </w:t>
+      </w:r>
+      <w:r>
+        <w:rPr>
+          <w:rStyle w:val="Key"/>
+        </w:rPr>
         <w:t xml:space="preserve">only decides where to</w:t>
       </w:r>
       <w:r>
-        <w:t xml:space="preserve"> </w:t>
-      </w:r>
-      <w:r>
+        <w:rPr>
+          <w:rStyle w:val="Key"/>
+        </w:rPr>
+        <w:t xml:space="preserve"> </w:t>
+      </w:r>
+      <w:r>
+        <w:rPr>
+          <w:rStyle w:val="Key"/>
+        </w:rPr>
         <w:t xml:space="preserve">begin when the group has</w:t>
       </w:r>
       <w:r>
-        <w:t xml:space="preserve"> </w:t>
-      </w:r>
-      <w:r>
-        <w:rPr>
+        <w:rPr>
+          <w:rStyle w:val="Key"/>
+        </w:rPr>
+        <w:t xml:space="preserve"> </w:t>
+      </w:r>
+      <w:r>
+        <w:rPr>
+          <w:rStyle w:val="Key"/>
           <w:b/>
           <w:bCs/>
         </w:rPr>
         <w:t xml:space="preserve">no committed offset</w:t>
       </w:r>
       <w:r>
-        <w:t xml:space="preserve"> </w:t>
-      </w:r>
-      <w:r>
+        <w:rPr>
+          <w:rStyle w:val="Key"/>
+        </w:rPr>
+        <w:t xml:space="preserve"> </w:t>
+      </w:r>
+      <w:r>
+        <w:rPr>
+          <w:rStyle w:val="Key"/>
+        </w:rPr>
         <w:t xml:space="preserve">for a partition.</w:t>
       </w:r>
     </w:p>
@@ -4289,12 +4764,27 @@
         <w:t xml:space="preserve"> </w:t>
       </w:r>
       <w:r>
-        <w:t xml:space="preserve">group. This is why group membership is affected by broker failures: lose the leader of that partition</w:t>
-      </w:r>
-      <w:r>
-        <w:t xml:space="preserve"> </w:t>
-      </w:r>
-      <w:r>
+        <w:t xml:space="preserve">group.</w:t>
+      </w:r>
+      <w:r>
+        <w:t xml:space="preserve"> </w:t>
+      </w:r>
+      <w:r>
+        <w:rPr>
+          <w:rStyle w:val="Key"/>
+        </w:rPr>
+        <w:t xml:space="preserve">This is why group membership is affected by broker failures: lose the leader of that partition</w:t>
+      </w:r>
+      <w:r>
+        <w:rPr>
+          <w:rStyle w:val="Key"/>
+        </w:rPr>
+        <w:t xml:space="preserve"> </w:t>
+      </w:r>
+      <w:r>
+        <w:rPr>
+          <w:rStyle w:val="Key"/>
+        </w:rPr>
         <w:t xml:space="preserve">and your group needs a new coordinator before it can rebalance.</w:t>
       </w:r>
     </w:p>
@@ -4371,13 +4861,31 @@
         <w:t xml:space="preserve"> </w:t>
       </w:r>
       <w:r>
-        <w:t xml:space="preserve">survives indefinitely while superseded ones are collected. That is exactly the right policy for this</w:t>
-      </w:r>
-      <w:r>
-        <w:t xml:space="preserve"> </w:t>
-      </w:r>
-      <w:r>
-        <w:t xml:space="preserve">data and exactly the wrong one for an order journal, for the same reason: compaction preserves the</w:t>
+        <w:t xml:space="preserve">survives indefinitely while superseded ones are collected.</w:t>
+      </w:r>
+      <w:r>
+        <w:t xml:space="preserve"> </w:t>
+      </w:r>
+      <w:r>
+        <w:rPr>
+          <w:rStyle w:val="Key"/>
+        </w:rPr>
+        <w:t xml:space="preserve">That is exactly the right policy for this</w:t>
+      </w:r>
+      <w:r>
+        <w:rPr>
+          <w:rStyle w:val="Key"/>
+        </w:rPr>
+        <w:t xml:space="preserve"> </w:t>
+      </w:r>
+      <w:r>
+        <w:rPr>
+          <w:rStyle w:val="Key"/>
+        </w:rPr>
+        <w:t xml:space="preserve">data and exactly the wrong one for an order journal</w:t>
+      </w:r>
+      <w:r>
+        <w:t xml:space="preserve">, for the same reason: compaction preserves the</w:t>
       </w:r>
       <w:r>
         <w:t xml:space="preserve"> </w:t>
@@ -4450,15 +4958,33 @@
         <w:t xml:space="preserve"> </w:t>
       </w:r>
       <w:r>
-        <w:t xml:space="preserve">on a timer like that, a consumer group that was idle over a long weekend would come back, find no</w:t>
-      </w:r>
-      <w:r>
-        <w:t xml:space="preserve"> </w:t>
-      </w:r>
-      <w:r>
+        <w:t xml:space="preserve">on a timer like that,</w:t>
+      </w:r>
+      <w:r>
+        <w:t xml:space="preserve"> </w:t>
+      </w:r>
+      <w:r>
+        <w:rPr>
+          <w:rStyle w:val="Key"/>
+        </w:rPr>
+        <w:t xml:space="preserve">a consumer group that was idle over a long weekend would come back, find no</w:t>
+      </w:r>
+      <w:r>
+        <w:rPr>
+          <w:rStyle w:val="Key"/>
+        </w:rPr>
+        <w:t xml:space="preserve"> </w:t>
+      </w:r>
+      <w:r>
+        <w:rPr>
+          <w:rStyle w:val="Key"/>
+        </w:rPr>
         <w:t xml:space="preserve">committed offset, fall through to</w:t>
       </w:r>
       <w:r>
+        <w:rPr>
+          <w:rStyle w:val="Key"/>
+        </w:rPr>
         <w:t xml:space="preserve"> </w:t>
       </w:r>
       <w:r>
@@ -4468,13 +4994,20 @@
         <w:t xml:space="preserve">auto.offset.reset</w:t>
       </w:r>
       <w:r>
+        <w:rPr>
+          <w:rStyle w:val="Key"/>
+        </w:rPr>
         <w:t xml:space="preserve">, and</w:t>
       </w:r>
       <w:r>
-        <w:t xml:space="preserve"> </w:t>
-      </w:r>
-      <w:r>
-        <w:rPr>
+        <w:rPr>
+          <w:rStyle w:val="Key"/>
+        </w:rPr>
+        <w:t xml:space="preserve"> </w:t>
+      </w:r>
+      <w:r>
+        <w:rPr>
+          <w:rStyle w:val="Key"/>
           <w:b/>
           <w:bCs/>
         </w:rPr>
@@ -4802,16 +5335,26 @@
       </w:pPr>
       <w:r>
         <w:rPr>
+          <w:rStyle w:val="Key"/>
           <w:b/>
           <w:bCs/>
         </w:rPr>
         <w:t xml:space="preserve">The group must be empty first.</w:t>
       </w:r>
       <w:r>
-        <w:t xml:space="preserve"> </w:t>
-      </w:r>
-      <w:r>
-        <w:t xml:space="preserve">A seek rewrites the committed offsets, and a live member would</w:t>
+        <w:rPr>
+          <w:rStyle w:val="Key"/>
+        </w:rPr>
+        <w:t xml:space="preserve"> </w:t>
+      </w:r>
+      <w:r>
+        <w:rPr>
+          <w:rStyle w:val="Key"/>
+        </w:rPr>
+        <w:t xml:space="preserve">A seek rewrites the committed offsets</w:t>
+      </w:r>
+      <w:r>
+        <w:t xml:space="preserve">, and a live member would</w:t>
       </w:r>
       <w:r>
         <w:t xml:space="preserve"> </w:t>
@@ -5090,16 +5633,29 @@
       </w:pPr>
       <w:r>
         <w:rPr>
+          <w:rStyle w:val="Key"/>
           <w:b/>
           <w:bCs/>
         </w:rPr>
         <w:t xml:space="preserve">The transactional ledger did not move at all.</w:t>
       </w:r>
       <w:r>
-        <w:t xml:space="preserve"> </w:t>
-      </w:r>
-      <w:r>
-        <w:t xml:space="preserve">Not by one share. It upserts on</w:t>
+        <w:rPr>
+          <w:rStyle w:val="Key"/>
+        </w:rPr>
+        <w:t xml:space="preserve"> </w:t>
+      </w:r>
+      <w:r>
+        <w:rPr>
+          <w:rStyle w:val="Key"/>
+        </w:rPr>
+        <w:t xml:space="preserve">Not by one share.</w:t>
+      </w:r>
+      <w:r>
+        <w:t xml:space="preserve"> </w:t>
+      </w:r>
+      <w:r>
+        <w:t xml:space="preserve">It upserts on</w:t>
       </w:r>
       <w:r>
         <w:t xml:space="preserve"> </w:t>
@@ -5132,30 +5688,52 @@
       </w:pPr>
       <w:r>
         <w:rPr>
+          <w:rStyle w:val="Key"/>
           <w:b/>
           <w:bCs/>
         </w:rPr>
         <w:t xml:space="preserve">The gateway doubled</w:t>
       </w:r>
       <w:r>
+        <w:rPr>
+          <w:rStyle w:val="Key"/>
+        </w:rPr>
         <w:t xml:space="preserve">, because every replayed fill was a fresh non-rollback-able call, and</w:t>
       </w:r>
       <w:r>
-        <w:t xml:space="preserve"> </w:t>
-      </w:r>
-      <w:r>
+        <w:rPr>
+          <w:rStyle w:val="Key"/>
+        </w:rPr>
+        <w:t xml:space="preserve"> </w:t>
+      </w:r>
+      <w:r>
+        <w:rPr>
+          <w:rStyle w:val="Key"/>
+        </w:rPr>
         <w:t xml:space="preserve">821,600 shares were</w:t>
       </w:r>
       <w:r>
-        <w:t xml:space="preserve"> </w:t>
-      </w:r>
-      <w:r>
+        <w:rPr>
+          <w:rStyle w:val="Key"/>
+        </w:rPr>
+        <w:t xml:space="preserve"> </w:t>
+      </w:r>
+      <w:r>
+        <w:rPr>
+          <w:rStyle w:val="Key"/>
+        </w:rPr>
         <w:t xml:space="preserve">“executed”</w:t>
       </w:r>
       <w:r>
-        <w:t xml:space="preserve"> </w:t>
-      </w:r>
-      <w:r>
+        <w:rPr>
+          <w:rStyle w:val="Key"/>
+        </w:rPr>
+        <w:t xml:space="preserve"> </w:t>
+      </w:r>
+      <w:r>
+        <w:rPr>
+          <w:rStyle w:val="Key"/>
+        </w:rPr>
         <w:t xml:space="preserve">that nobody ordered.</w:t>
       </w:r>
     </w:p>
@@ -5177,6 +5755,7 @@
       </w:r>
       <w:r>
         <w:rPr>
+          <w:rStyle w:val="Key"/>
           <w:b/>
           <w:bCs/>
         </w:rPr>
@@ -5325,9 +5904,21 @@
         <w:t xml:space="preserve"> </w:t>
       </w:r>
       <w:r>
-        <w:t xml:space="preserve">of the events it is handling, and during this replay it read</w:t>
-      </w:r>
-      <w:r>
+        <w:t xml:space="preserve">of the events it is handling, and during this replay</w:t>
+      </w:r>
+      <w:r>
+        <w:t xml:space="preserve"> </w:t>
+      </w:r>
+      <w:r>
+        <w:rPr>
+          <w:rStyle w:val="Key"/>
+        </w:rPr>
+        <w:t xml:space="preserve">it read</w:t>
+      </w:r>
+      <w:r>
+        <w:rPr>
+          <w:rStyle w:val="Key"/>
+        </w:rPr>
         <w:t xml:space="preserve"> </w:t>
       </w:r>
       <w:r>
@@ -5337,22 +5928,43 @@
         <w:t xml:space="preserve">staleness=1116.16s</w:t>
       </w:r>
       <w:r>
-        <w:t xml:space="preserve"> </w:t>
-      </w:r>
-      <w:r>
+        <w:rPr>
+          <w:rStyle w:val="Key"/>
+        </w:rPr>
+        <w:t xml:space="preserve"> </w:t>
+      </w:r>
+      <w:r>
+        <w:rPr>
+          <w:rStyle w:val="Key"/>
+        </w:rPr>
         <w:t xml:space="preserve">— the records</w:t>
       </w:r>
       <w:r>
-        <w:t xml:space="preserve"> </w:t>
-      </w:r>
-      <w:r>
+        <w:rPr>
+          <w:rStyle w:val="Key"/>
+        </w:rPr>
+        <w:t xml:space="preserve"> </w:t>
+      </w:r>
+      <w:r>
+        <w:rPr>
+          <w:rStyle w:val="Key"/>
+        </w:rPr>
         <w:t xml:space="preserve">were eighteen minutes old. That is correct and it is the reason to measure event age rather than</w:t>
       </w:r>
       <w:r>
-        <w:t xml:space="preserve"> </w:t>
-      </w:r>
-      <w:r>
-        <w:t xml:space="preserve">record lag: an alert on</w:t>
+        <w:rPr>
+          <w:rStyle w:val="Key"/>
+        </w:rPr>
+        <w:t xml:space="preserve"> </w:t>
+      </w:r>
+      <w:r>
+        <w:rPr>
+          <w:rStyle w:val="Key"/>
+        </w:rPr>
+        <w:t xml:space="preserve">record lag</w:t>
+      </w:r>
+      <w:r>
+        <w:t xml:space="preserve">: an alert on</w:t>
       </w:r>
       <w:r>
         <w:t xml:space="preserve"> </w:t>
@@ -5471,6 +6083,7 @@
       </w:r>
       <w:r>
         <w:rPr>
+          <w:rStyle w:val="Key"/>
           <w:b/>
           <w:bCs/>
         </w:rPr>
@@ -5478,13 +6091,15 @@
       </w:r>
       <w:r>
         <w:rPr>
-          <w:b/>
-          <w:bCs/>
-        </w:rPr>
-        <w:t xml:space="preserve"> </w:t>
-      </w:r>
-      <w:r>
-        <w:rPr>
+          <w:rStyle w:val="Key"/>
+          <w:b/>
+          <w:bCs/>
+        </w:rPr>
+        <w:t xml:space="preserve"> </w:t>
+      </w:r>
+      <w:r>
+        <w:rPr>
+          <w:rStyle w:val="Key"/>
           <w:b/>
           <w:bCs/>
         </w:rPr>
@@ -5847,61 +6462,112 @@
         <w:t xml:space="preserve"> </w:t>
       </w:r>
       <w:r>
-        <w:t xml:space="preserve">can commit a record it has not finished processing. Committing</w:t>
-      </w:r>
-      <w:r>
-        <w:t xml:space="preserve"> </w:t>
-      </w:r>
-      <w:r>
-        <w:rPr>
+        <w:t xml:space="preserve">can commit a record it has not finished processing.</w:t>
+      </w:r>
+      <w:r>
+        <w:t xml:space="preserve"> </w:t>
+      </w:r>
+      <w:r>
+        <w:rPr>
+          <w:rStyle w:val="Key"/>
+        </w:rPr>
+        <w:t xml:space="preserve">Committing</w:t>
+      </w:r>
+      <w:r>
+        <w:rPr>
+          <w:rStyle w:val="Key"/>
+        </w:rPr>
+        <w:t xml:space="preserve"> </w:t>
+      </w:r>
+      <w:r>
+        <w:rPr>
+          <w:rStyle w:val="Key"/>
           <w:b/>
           <w:bCs/>
         </w:rPr>
         <w:t xml:space="preserve">after</w:t>
       </w:r>
       <w:r>
-        <w:t xml:space="preserve"> </w:t>
-      </w:r>
-      <w:r>
+        <w:rPr>
+          <w:rStyle w:val="Key"/>
+        </w:rPr>
+        <w:t xml:space="preserve"> </w:t>
+      </w:r>
+      <w:r>
+        <w:rPr>
+          <w:rStyle w:val="Key"/>
+        </w:rPr>
         <w:t xml:space="preserve">the side effect succeeds</w:t>
       </w:r>
       <w:r>
-        <w:t xml:space="preserve"> </w:t>
-      </w:r>
-      <w:r>
+        <w:rPr>
+          <w:rStyle w:val="Key"/>
+        </w:rPr>
+        <w:t xml:space="preserve"> </w:t>
+      </w:r>
+      <w:r>
+        <w:rPr>
+          <w:rStyle w:val="Key"/>
+        </w:rPr>
         <w:t xml:space="preserve">converts a possible</w:t>
       </w:r>
       <w:r>
-        <w:t xml:space="preserve"> </w:t>
-      </w:r>
-      <w:r>
-        <w:rPr>
+        <w:rPr>
+          <w:rStyle w:val="Key"/>
+        </w:rPr>
+        <w:t xml:space="preserve"> </w:t>
+      </w:r>
+      <w:r>
+        <w:rPr>
+          <w:rStyle w:val="Key"/>
           <w:i/>
           <w:iCs/>
         </w:rPr>
         <w:t xml:space="preserve">lost</w:t>
       </w:r>
       <w:r>
-        <w:t xml:space="preserve"> </w:t>
-      </w:r>
-      <w:r>
+        <w:rPr>
+          <w:rStyle w:val="Key"/>
+        </w:rPr>
+        <w:t xml:space="preserve"> </w:t>
+      </w:r>
+      <w:r>
+        <w:rPr>
+          <w:rStyle w:val="Key"/>
+        </w:rPr>
         <w:t xml:space="preserve">record into a possible</w:t>
       </w:r>
       <w:r>
-        <w:t xml:space="preserve"> </w:t>
-      </w:r>
-      <w:r>
-        <w:rPr>
+        <w:rPr>
+          <w:rStyle w:val="Key"/>
+        </w:rPr>
+        <w:t xml:space="preserve"> </w:t>
+      </w:r>
+      <w:r>
+        <w:rPr>
+          <w:rStyle w:val="Key"/>
           <w:i/>
           <w:iCs/>
         </w:rPr>
         <w:t xml:space="preserve">duplicate</w:t>
       </w:r>
       <w:r>
-        <w:t xml:space="preserve"> </w:t>
-      </w:r>
-      <w:r>
-        <w:t xml:space="preserve">record — and with an idempotent handler,</w:t>
+        <w:rPr>
+          <w:rStyle w:val="Key"/>
+        </w:rPr>
+        <w:t xml:space="preserve"> </w:t>
+      </w:r>
+      <w:r>
+        <w:rPr>
+          <w:rStyle w:val="Key"/>
+        </w:rPr>
+        <w:t xml:space="preserve">record</w:t>
+      </w:r>
+      <w:r>
+        <w:t xml:space="preserve"> </w:t>
+      </w:r>
+      <w:r>
+        <w:t xml:space="preserve">— and with an idempotent handler,</w:t>
       </w:r>
       <w:r>
         <w:t xml:space="preserve"> </w:t>
@@ -8971,6 +9637,12 @@
       <w:szCs w:val="18"/>
     </w:rPr>
   </w:style>
+  <w:style w:customStyle="1" w:styleId="Key" w:type="character">
+    <w:name w:val="Key"/>
+    <w:rPr>
+      <w:shd w:color="auto" w:fill="FFF3B0" w:val="clear"/>
+    </w:rPr>
+  </w:style>
   <w:style w:type="character" w:customStyle="1" w:styleId="KeywordTok">
     <w:name w:val="KeywordTok"/>
     <w:basedOn w:val="VerbatimChar"/>
